--- a/mon/toan/khbd/lop10/KHBD_TOAN10_Bai11_TichVoHuong_T35-37.docx
+++ b/mon/toan/khbd/lop10/KHBD_TOAN10_Bai11_TichVoHuong_T35-37.docx
@@ -1511,7 +1511,7 @@
                 <w:rFonts w:ascii="Times New Roman" w:hAnsi="Times New Roman" w:eastAsia="Times New Roman" w:cs="Times New Roman"/>
                 <w:sz w:val="24"/>
               </w:rPr>
-              <w:t>5</w:t>
+              <w:t>7</w:t>
             </w:r>
           </w:p>
         </w:tc>
@@ -1615,7 +1615,7 @@
                 <w:rFonts w:ascii="Times New Roman" w:hAnsi="Times New Roman" w:eastAsia="Times New Roman" w:cs="Times New Roman"/>
                 <w:sz w:val="24"/>
               </w:rPr>
-              <w:t>25</w:t>
+              <w:t>23</w:t>
             </w:r>
           </w:p>
         </w:tc>
@@ -1981,7 +1981,7 @@
           <w:b/>
           <w:sz w:val="24"/>
         </w:rPr>
-        <w:t>1. Hoạt động 1: Mở đầu (5 phút)</w:t>
+        <w:t>1. Hoạt động 1: Mở đầu (7 phút)</w:t>
       </w:r>
     </w:p>
     <w:p>
@@ -2031,14 +2031,14 @@
           <w:b/>
           <w:sz w:val="24"/>
         </w:rPr>
-        <w:t>SGK tr.66.</w:t>
-      </w:r>
-      <w:r>
-        <w:rPr>
-          <w:rFonts w:ascii="Times New Roman" w:hAnsi="Times New Roman" w:eastAsia="Times New Roman" w:cs="Times New Roman"/>
-          <w:sz w:val="24"/>
-        </w:rPr>
-        <w:t xml:space="preserve"> Toán học cung cấp ngôn ngữ và công cụ cho nhiều ngành khoa học. Trong các bài học trước, ta đã dùng vectơ để biểu diễn các đại lượng lực, vận tốc và dùng phép toán vectơ để tính hợp lực và tổng hợp vận tốc. Bài học này tiếp tục xây dựng khái niệm tích vô hướng giữa hai vectơ – đối tượng toán học còn được dùng để định nghĩa khái niệm công sinh bởi một lực trong Vật lí.</w:t>
+        <w:t>Video mở đầu</w:t>
+      </w:r>
+      <w:r>
+        <w:rPr>
+          <w:rFonts w:ascii="Times New Roman" w:hAnsi="Times New Roman" w:eastAsia="Times New Roman" w:cs="Times New Roman"/>
+          <w:sz w:val="24"/>
+        </w:rPr>
+        <w:t xml:space="preserve"> (0 phút 54 giây; ảnh thật, lồng tiếng và phụ đề tiếng Việt – phù hợp cả lớp có HS khiếm thính): https://trangtu66.github.io/Taode_thi_online/mon/toan/video/lop10/VIDEO_MoDau_TOAN10_Bai11_TichVoHuong.mp4. GV chiếu đầu tiết (bản Full HD trên máy: thư mục KHBD_TOAN10); HS quét mã QR để xem lại. Video chỉ nêu tình huống, câu hỏi – không nói đáp án.</w:t>
       </w:r>
     </w:p>
     <w:p>
@@ -2049,8 +2049,69 @@
       <w:r>
         <w:drawing>
           <wp:inline xmlns:a="http://schemas.openxmlformats.org/drawingml/2006/main" xmlns:pic="http://schemas.openxmlformats.org/drawingml/2006/picture">
+            <wp:extent cx="936000" cy="936000"/>
+            <wp:docPr id="2" name="Picture 2"/>
+            <wp:cNvGraphicFramePr>
+              <a:graphicFrameLocks noChangeAspect="1"/>
+            </wp:cNvGraphicFramePr>
+            <a:graphic>
+              <a:graphicData uri="http://schemas.openxmlformats.org/drawingml/2006/picture">
+                <pic:pic>
+                  <pic:nvPicPr>
+                    <pic:cNvPr id="0" name="QR_VideoMoDau_bai11.png"/>
+                    <pic:cNvPicPr/>
+                  </pic:nvPicPr>
+                  <pic:blipFill>
+                    <a:blip r:embed="rId12"/>
+                    <a:stretch>
+                      <a:fillRect/>
+                    </a:stretch>
+                  </pic:blipFill>
+                  <pic:spPr>
+                    <a:xfrm>
+                      <a:off x="0" y="0"/>
+                      <a:ext cx="936000" cy="936000"/>
+                    </a:xfrm>
+                    <a:prstGeom prst="rect"/>
+                  </pic:spPr>
+                </pic:pic>
+              </a:graphicData>
+            </a:graphic>
+          </wp:inline>
+        </w:drawing>
+      </w:r>
+    </w:p>
+    <w:p>
+      <w:pPr>
+        <w:spacing w:before="0" w:after="60" w:line="264" w:lineRule="auto"/>
+        <w:jc w:val="both"/>
+      </w:pPr>
+      <w:r>
+        <w:rPr>
+          <w:rFonts w:ascii="Times New Roman" w:hAnsi="Times New Roman" w:eastAsia="Times New Roman" w:cs="Times New Roman"/>
+          <w:b/>
+          <w:sz w:val="24"/>
+        </w:rPr>
+        <w:t>SGK tr.66.</w:t>
+      </w:r>
+      <w:r>
+        <w:rPr>
+          <w:rFonts w:ascii="Times New Roman" w:hAnsi="Times New Roman" w:eastAsia="Times New Roman" w:cs="Times New Roman"/>
+          <w:sz w:val="24"/>
+        </w:rPr>
+        <w:t xml:space="preserve"> Toán học cung cấp ngôn ngữ và công cụ cho nhiều ngành khoa học. Trong các bài học trước, ta đã dùng vectơ để biểu diễn các đại lượng lực, vận tốc và dùng phép toán vectơ để tính hợp lực và tổng hợp vận tốc. Bài học này tiếp tục xây dựng khái niệm tích vô hướng giữa hai vectơ – đối tượng toán học còn được dùng để định nghĩa khái niệm công sinh bởi một lực trong Vật lí.</w:t>
+      </w:r>
+    </w:p>
+    <w:p>
+      <w:pPr>
+        <w:spacing w:before="40" w:after="80" w:line="264" w:lineRule="auto"/>
+        <w:jc w:val="center"/>
+      </w:pPr>
+      <w:r>
+        <w:drawing>
+          <wp:inline xmlns:a="http://schemas.openxmlformats.org/drawingml/2006/main" xmlns:pic="http://schemas.openxmlformats.org/drawingml/2006/picture">
             <wp:extent cx="2520000" cy="1003605"/>
-            <wp:docPr id="2" name="Picture 2"/>
+            <wp:docPr id="3" name="Picture 3"/>
             <wp:cNvGraphicFramePr>
               <a:graphicFrameLocks noChangeAspect="1"/>
             </wp:cNvGraphicFramePr>
@@ -2062,7 +2123,7 @@
                     <pic:cNvPicPr/>
                   </pic:nvPicPr>
                   <pic:blipFill>
-                    <a:blip r:embed="rId12"/>
+                    <a:blip r:embed="rId13"/>
                     <a:stretch>
                       <a:fillRect/>
                     </a:stretch>
@@ -2203,7 +2264,7 @@
           <w:rFonts w:ascii="Times New Roman" w:hAnsi="Times New Roman" w:eastAsia="Times New Roman" w:cs="Times New Roman"/>
           <w:sz w:val="24"/>
         </w:rPr>
-        <w:t xml:space="preserve"> GV chiếu Hình 4.42, nêu câu hỏi; gợi nhớ công thức </w:t>
+        <w:t xml:space="preserve"> GV chiếu video mở đầu (0 phút 54 giây). Sau video, GV chiếu Hình 4.42, nêu câu hỏi; gợi nhớ công thức </w:t>
       </w:r>
       <m:oMath>
         <m:r>
@@ -2320,7 +2381,7 @@
           <w:b/>
           <w:sz w:val="24"/>
         </w:rPr>
-        <w:t>2. Hoạt động 2: Hình thành kiến thức mới (85 phút)</w:t>
+        <w:t>2. Hoạt động 2: Hình thành kiến thức mới (83 phút)</w:t>
       </w:r>
     </w:p>
     <w:p>
@@ -2530,7 +2591,7 @@
         <w:drawing>
           <wp:inline xmlns:a="http://schemas.openxmlformats.org/drawingml/2006/main" xmlns:pic="http://schemas.openxmlformats.org/drawingml/2006/picture">
             <wp:extent cx="1620000" cy="1403067"/>
-            <wp:docPr id="3" name="Picture 3"/>
+            <wp:docPr id="4" name="Picture 4"/>
             <wp:cNvGraphicFramePr>
               <a:graphicFrameLocks noChangeAspect="1"/>
             </wp:cNvGraphicFramePr>
@@ -2542,7 +2603,7 @@
                     <pic:cNvPicPr/>
                   </pic:nvPicPr>
                   <pic:blipFill>
-                    <a:blip r:embed="rId13"/>
+                    <a:blip r:embed="rId14"/>
                     <a:stretch>
                       <a:fillRect/>
                     </a:stretch>
@@ -2879,7 +2940,7 @@
         <w:drawing>
           <wp:inline xmlns:a="http://schemas.openxmlformats.org/drawingml/2006/main" xmlns:pic="http://schemas.openxmlformats.org/drawingml/2006/picture">
             <wp:extent cx="1260000" cy="1322479"/>
-            <wp:docPr id="4" name="Picture 4"/>
+            <wp:docPr id="5" name="Picture 5"/>
             <wp:cNvGraphicFramePr>
               <a:graphicFrameLocks noChangeAspect="1"/>
             </wp:cNvGraphicFramePr>
@@ -2891,7 +2952,7 @@
                     <pic:cNvPicPr/>
                   </pic:nvPicPr>
                   <pic:blipFill>
-                    <a:blip r:embed="rId14"/>
+                    <a:blip r:embed="rId15"/>
                     <a:stretch>
                       <a:fillRect/>
                     </a:stretch>
@@ -3661,7 +3722,7 @@
         <w:drawing>
           <wp:inline xmlns:a="http://schemas.openxmlformats.org/drawingml/2006/main" xmlns:pic="http://schemas.openxmlformats.org/drawingml/2006/picture">
             <wp:extent cx="1980000" cy="955862"/>
-            <wp:docPr id="5" name="Picture 5"/>
+            <wp:docPr id="6" name="Picture 6"/>
             <wp:cNvGraphicFramePr>
               <a:graphicFrameLocks noChangeAspect="1"/>
             </wp:cNvGraphicFramePr>
@@ -3673,7 +3734,7 @@
                     <pic:cNvPicPr/>
                   </pic:nvPicPr>
                   <pic:blipFill>
-                    <a:blip r:embed="rId15"/>
+                    <a:blip r:embed="rId16"/>
                     <a:stretch>
                       <a:fillRect/>
                     </a:stretch>
@@ -4524,7 +4585,7 @@
           <w:b/>
           <w:sz w:val="24"/>
         </w:rPr>
-        <w:t>2.2. Tích vô hướng của hai vectơ (25 phút)</w:t>
+        <w:t>2.2. Tích vô hướng của hai vectơ (23 phút)</w:t>
       </w:r>
     </w:p>
     <w:p>
@@ -6230,7 +6291,7 @@
         <w:drawing>
           <wp:inline xmlns:a="http://schemas.openxmlformats.org/drawingml/2006/main" xmlns:pic="http://schemas.openxmlformats.org/drawingml/2006/picture">
             <wp:extent cx="1260000" cy="1640315"/>
-            <wp:docPr id="6" name="Picture 6"/>
+            <wp:docPr id="7" name="Picture 7"/>
             <wp:cNvGraphicFramePr>
               <a:graphicFrameLocks noChangeAspect="1"/>
             </wp:cNvGraphicFramePr>
@@ -6242,7 +6303,7 @@
                     <pic:cNvPicPr/>
                   </pic:nvPicPr>
                   <pic:blipFill>
-                    <a:blip r:embed="rId16"/>
+                    <a:blip r:embed="rId17"/>
                     <a:stretch>
                       <a:fillRect/>
                     </a:stretch>
@@ -12835,7 +12896,7 @@
         <w:drawing>
           <wp:inline xmlns:a="http://schemas.openxmlformats.org/drawingml/2006/main" xmlns:pic="http://schemas.openxmlformats.org/drawingml/2006/picture">
             <wp:extent cx="1620000" cy="2728272"/>
-            <wp:docPr id="7" name="Picture 7"/>
+            <wp:docPr id="8" name="Picture 8"/>
             <wp:cNvGraphicFramePr>
               <a:graphicFrameLocks noChangeAspect="1"/>
             </wp:cNvGraphicFramePr>
@@ -12847,7 +12908,7 @@
                     <pic:cNvPicPr/>
                   </pic:nvPicPr>
                   <pic:blipFill>
-                    <a:blip r:embed="rId17"/>
+                    <a:blip r:embed="rId18"/>
                     <a:stretch>
                       <a:fillRect/>
                     </a:stretch>
@@ -13062,7 +13123,7 @@
         <w:drawing>
           <wp:inline xmlns:a="http://schemas.openxmlformats.org/drawingml/2006/main" xmlns:pic="http://schemas.openxmlformats.org/drawingml/2006/picture">
             <wp:extent cx="1800000" cy="1323837"/>
-            <wp:docPr id="8" name="Picture 8"/>
+            <wp:docPr id="9" name="Picture 9"/>
             <wp:cNvGraphicFramePr>
               <a:graphicFrameLocks noChangeAspect="1"/>
             </wp:cNvGraphicFramePr>
@@ -13074,7 +13135,7 @@
                     <pic:cNvPicPr/>
                   </pic:nvPicPr>
                   <pic:blipFill>
-                    <a:blip r:embed="rId18"/>
+                    <a:blip r:embed="rId19"/>
                     <a:stretch>
                       <a:fillRect/>
                     </a:stretch>
@@ -14435,7 +14496,7 @@
         <w:drawing>
           <wp:inline xmlns:a="http://schemas.openxmlformats.org/drawingml/2006/main" xmlns:pic="http://schemas.openxmlformats.org/drawingml/2006/picture">
             <wp:extent cx="1800000" cy="1104348"/>
-            <wp:docPr id="9" name="Picture 9"/>
+            <wp:docPr id="10" name="Picture 10"/>
             <wp:cNvGraphicFramePr>
               <a:graphicFrameLocks noChangeAspect="1"/>
             </wp:cNvGraphicFramePr>
@@ -14447,7 +14508,7 @@
                     <pic:cNvPicPr/>
                   </pic:nvPicPr>
                   <pic:blipFill>
-                    <a:blip r:embed="rId19"/>
+                    <a:blip r:embed="rId20"/>
                     <a:stretch>
                       <a:fillRect/>
                     </a:stretch>
@@ -16131,7 +16192,7 @@
         <w:drawing>
           <wp:inline xmlns:a="http://schemas.openxmlformats.org/drawingml/2006/main" xmlns:pic="http://schemas.openxmlformats.org/drawingml/2006/picture">
             <wp:extent cx="6300000" cy="3537572"/>
-            <wp:docPr id="10" name="Picture 10"/>
+            <wp:docPr id="11" name="Picture 11"/>
             <wp:cNvGraphicFramePr>
               <a:graphicFrameLocks noChangeAspect="1"/>
             </wp:cNvGraphicFramePr>
@@ -16143,7 +16204,7 @@
                     <pic:cNvPicPr/>
                   </pic:nvPicPr>
                   <pic:blipFill>
-                    <a:blip r:embed="rId20"/>
+                    <a:blip r:embed="rId21"/>
                     <a:stretch>
                       <a:fillRect/>
                     </a:stretch>
@@ -16204,7 +16265,7 @@
               <w:drawing>
                 <wp:inline xmlns:a="http://schemas.openxmlformats.org/drawingml/2006/main" xmlns:pic="http://schemas.openxmlformats.org/drawingml/2006/picture">
                   <wp:extent cx="1296000" cy="1296000"/>
-                  <wp:docPr id="11" name="Picture 11"/>
+                  <wp:docPr id="12" name="Picture 12"/>
                   <wp:cNvGraphicFramePr>
                     <a:graphicFrameLocks noChangeAspect="1"/>
                   </wp:cNvGraphicFramePr>
@@ -16216,7 +16277,7 @@
                           <pic:cNvPicPr/>
                         </pic:nvPicPr>
                         <pic:blipFill>
-                          <a:blip r:embed="rId21"/>
+                          <a:blip r:embed="rId22"/>
                           <a:stretch>
                             <a:fillRect/>
                           </a:stretch>
@@ -22846,6 +22907,84 @@
                 <w:sz w:val="24"/>
               </w:rPr>
               <w:t>Dùng ở</w:t>
+            </w:r>
+          </w:p>
+        </w:tc>
+      </w:tr>
+      <w:tr>
+        <w:tc>
+          <w:tcPr>
+            <w:tcW w:type="dxa" w:w="3061"/>
+            <w:vAlign w:val="center"/>
+          </w:tcPr>
+          <w:p>
+            <w:pPr>
+              <w:spacing w:before="0" w:after="20" w:line="264" w:lineRule="auto"/>
+              <w:jc w:val="left"/>
+            </w:pPr>
+            <w:r>
+              <w:rPr>
+                <w:rFonts w:ascii="Times New Roman" w:hAnsi="Times New Roman" w:eastAsia="Times New Roman" w:cs="Times New Roman"/>
+                <w:sz w:val="24"/>
+              </w:rPr>
+              <w:t>Video mở đầu – Bài 11. Tích vô hướng của hai vectơ (GV tự dựng)</w:t>
+            </w:r>
+          </w:p>
+        </w:tc>
+        <w:tc>
+          <w:tcPr>
+            <w:tcW w:type="dxa" w:w="2041"/>
+            <w:vAlign w:val="center"/>
+          </w:tcPr>
+          <w:p>
+            <w:pPr>
+              <w:spacing w:before="0" w:after="20" w:line="264" w:lineRule="auto"/>
+              <w:jc w:val="center"/>
+            </w:pPr>
+            <w:r>
+              <w:rPr>
+                <w:rFonts w:ascii="Times New Roman" w:hAnsi="Times New Roman" w:eastAsia="Times New Roman" w:cs="Times New Roman"/>
+                <w:sz w:val="24"/>
+              </w:rPr>
+              <w:t>Taode_thi_online (ảnh Wikimedia Commons, giọng đọc tổng hợp)</w:t>
+            </w:r>
+          </w:p>
+        </w:tc>
+        <w:tc>
+          <w:tcPr>
+            <w:tcW w:type="dxa" w:w="3061"/>
+            <w:vAlign w:val="center"/>
+          </w:tcPr>
+          <w:p>
+            <w:pPr>
+              <w:spacing w:before="0" w:after="20" w:line="264" w:lineRule="auto"/>
+              <w:jc w:val="center"/>
+            </w:pPr>
+            <w:r>
+              <w:rPr>
+                <w:rFonts w:ascii="Times New Roman" w:hAnsi="Times New Roman" w:eastAsia="Times New Roman" w:cs="Times New Roman"/>
+                <w:sz w:val="24"/>
+              </w:rPr>
+              <w:t>https://trangtu66.github.io/Taode_thi_online/mon/toan/video/lop10/VIDEO_MoDau_TOAN10_Bai11_TichVoHuong.mp4</w:t>
+            </w:r>
+          </w:p>
+        </w:tc>
+        <w:tc>
+          <w:tcPr>
+            <w:tcW w:type="dxa" w:w="2041"/>
+            <w:vAlign w:val="center"/>
+          </w:tcPr>
+          <w:p>
+            <w:pPr>
+              <w:spacing w:before="0" w:after="20" w:line="264" w:lineRule="auto"/>
+              <w:jc w:val="center"/>
+            </w:pPr>
+            <w:r>
+              <w:rPr>
+                <w:rFonts w:ascii="Times New Roman" w:hAnsi="Times New Roman" w:eastAsia="Times New Roman" w:cs="Times New Roman"/>
+                <w:sz w:val="24"/>
+              </w:rPr>
+              <w:t>HĐ1 – chiếu đầu Tiết 1</w:t>
             </w:r>
           </w:p>
         </w:tc>
